--- a/Doc_technique_3335_3363.docx
+++ b/Doc_technique_3335_3363.docx
@@ -114,8 +114,6 @@
           <w:rFonts w:cstheme="minorHAnsi"/>
           <w:b/>
           <w:bCs/>
-          <w:sz w:val="22"/>
-          <w:szCs w:val="22"/>
         </w:rPr>
         <w:t>ETU003335</w:t>
       </w:r>
@@ -146,8 +144,6 @@
           <w:rFonts w:cstheme="minorHAnsi"/>
           <w:b/>
           <w:bCs/>
-          <w:sz w:val="22"/>
-          <w:szCs w:val="22"/>
         </w:rPr>
         <w:t>ETU003363</w:t>
       </w:r>
@@ -227,11 +223,38 @@
         </w:rPr>
         <w:t xml:space="preserve">  </w:t>
       </w:r>
-      <w:r>
-        <w:rPr>
-          <w:rFonts w:cstheme="minorHAnsi"/>
-        </w:rPr>
-        <w:t>https://github.com/RtsMitia/tp_iran.git</w:t>
+      <w:hyperlink r:id="rId5" w:history="1">
+        <w:r>
+          <w:rPr>
+            <w:rStyle w:val="Hyperlink"/>
+            <w:rFonts w:cstheme="minorHAnsi"/>
+          </w:rPr>
+          <w:t>https://github.com/RtsMitia/tp_iran.git</w:t>
+        </w:r>
+      </w:hyperlink>
+      <w:r>
+        <w:rPr>
+          <w:rFonts w:cstheme="minorHAnsi"/>
+        </w:rPr>
+        <w:t xml:space="preserve"> (branche : </w:t>
+      </w:r>
+      <w:r>
+        <w:rPr>
+          <w:rFonts w:cstheme="minorHAnsi"/>
+        </w:rPr>
+        <w:t>m</w:t>
+      </w:r>
+      <w:r>
+        <w:rPr>
+          <w:rFonts w:cstheme="minorHAnsi"/>
+        </w:rPr>
+        <w:t>a</w:t>
+      </w:r>
+      <w:r>
+        <w:rPr>
+          <w:rFonts w:cstheme="minorHAnsi"/>
+        </w:rPr>
+        <w:t>in)</w:t>
       </w:r>
     </w:p>
     <w:p>
@@ -239,21 +262,26 @@
         <w:rPr>
           <w:rFonts w:cstheme="minorHAnsi"/>
           <w:u w:val="single"/>
-        </w:rPr>
-      </w:pPr>
+          <w:lang w:val="en-US"/>
+        </w:rPr>
+      </w:pPr>
+      <w:proofErr w:type="gramStart"/>
       <w:r>
         <w:rPr>
           <w:rFonts w:cstheme="minorHAnsi"/>
           <w:sz w:val="32"/>
           <w:szCs w:val="32"/>
           <w:u w:val="single"/>
+          <w:lang w:val="en-US"/>
         </w:rPr>
         <w:t>MCD :</w:t>
       </w:r>
+      <w:proofErr w:type="gramEnd"/>
       <w:r>
         <w:rPr>
           <w:rFonts w:cstheme="minorHAnsi"/>
           <w:u w:val="single"/>
+          <w:lang w:val="en-US"/>
         </w:rPr>
         <w:t xml:space="preserve"> </w:t>
       </w:r>
@@ -289,7 +317,7 @@
                     </pic:cNvPicPr>
                   </pic:nvPicPr>
                   <pic:blipFill>
-                    <a:blip r:embed="rId5">
+                    <a:blip r:embed="rId6">
                       <a:extLst>
                         <a:ext uri="{28A0092B-C50C-407E-A947-70E740481C1C}">
                           <a14:useLocalDpi xmlns:a14="http://schemas.microsoft.com/office/drawing/2010/main" val="0"/>
@@ -378,7 +406,7 @@
         </w:rPr>
         <w:t xml:space="preserve">Pour accéder au formulaire de login : </w:t>
       </w:r>
-      <w:hyperlink r:id="rId6" w:history="1">
+      <w:hyperlink r:id="rId7" w:history="1">
         <w:r>
           <w:rPr>
             <w:rStyle w:val="Hyperlink"/>
@@ -419,7 +447,7 @@
                     <pic:cNvPicPr/>
                   </pic:nvPicPr>
                   <pic:blipFill>
-                    <a:blip r:embed="rId7"/>
+                    <a:blip r:embed="rId8"/>
                     <a:stretch>
                       <a:fillRect/>
                     </a:stretch>
@@ -470,8 +498,8 @@
         </w:rPr>
         <w:drawing>
           <wp:inline distT="0" distB="0" distL="0" distR="0" wp14:anchorId="5DEE405C" wp14:editId="549F6A80">
-            <wp:extent cx="5760720" cy="2608580"/>
-            <wp:effectExtent l="0" t="0" r="0" b="1270"/>
+            <wp:extent cx="5760720" cy="2469846"/>
+            <wp:effectExtent l="0" t="0" r="0" b="6985"/>
             <wp:docPr id="2055307260" name="Picture 1"/>
             <wp:cNvGraphicFramePr>
               <a:graphicFrameLocks xmlns:a="http://schemas.openxmlformats.org/drawingml/2006/main" noChangeAspect="1"/>
@@ -480,11 +508,17 @@
               <a:graphicData uri="http://schemas.openxmlformats.org/drawingml/2006/picture">
                 <pic:pic xmlns:pic="http://schemas.openxmlformats.org/drawingml/2006/picture">
                   <pic:nvPicPr>
-                    <pic:cNvPr id="2055307260" name=""/>
+                    <pic:cNvPr id="2055307260" name="Picture 1"/>
                     <pic:cNvPicPr/>
                   </pic:nvPicPr>
                   <pic:blipFill>
-                    <a:blip r:embed="rId8"/>
+                    <a:blip r:embed="rId9" cstate="print">
+                      <a:extLst>
+                        <a:ext uri="{28A0092B-C50C-407E-A947-70E740481C1C}">
+                          <a14:useLocalDpi xmlns:a14="http://schemas.microsoft.com/office/drawing/2010/main" val="0"/>
+                        </a:ext>
+                      </a:extLst>
+                    </a:blip>
                     <a:stretch>
                       <a:fillRect/>
                     </a:stretch>
@@ -492,7 +526,7 @@
                   <pic:spPr>
                     <a:xfrm>
                       <a:off x="0" y="0"/>
-                      <a:ext cx="5760720" cy="2608580"/>
+                      <a:ext cx="5760720" cy="2469846"/>
                     </a:xfrm>
                     <a:prstGeom prst="rect">
                       <a:avLst/>
@@ -515,7 +549,19 @@
         <w:rPr>
           <w:rFonts w:cstheme="minorHAnsi"/>
         </w:rPr>
-        <w:t xml:space="preserve">Quand on clique sur le bouton « Nouvel Article », on arrive sur la page d’insertion d’un nouvel article qui utilise le format </w:t>
+        <w:t xml:space="preserve">Quand on clique sur le bouton « Nouvel Article », on arrive sur la page d’insertion d’un nouvel article qui utilise le </w:t>
+      </w:r>
+      <w:r>
+        <w:rPr>
+          <w:rFonts w:cstheme="minorHAnsi"/>
+        </w:rPr>
+        <w:t>concept</w:t>
+      </w:r>
+      <w:r>
+        <w:rPr>
+          <w:rFonts w:cstheme="minorHAnsi"/>
+        </w:rPr>
+        <w:t xml:space="preserve"> </w:t>
       </w:r>
       <w:proofErr w:type="spellStart"/>
       <w:r>
@@ -553,7 +599,7 @@
                     <pic:cNvPicPr/>
                   </pic:nvPicPr>
                   <pic:blipFill>
-                    <a:blip r:embed="rId9"/>
+                    <a:blip r:embed="rId10"/>
                     <a:stretch>
                       <a:fillRect/>
                     </a:stretch>
@@ -602,7 +648,7 @@
                     </pic:cNvPicPr>
                   </pic:nvPicPr>
                   <pic:blipFill>
-                    <a:blip r:embed="rId10" cstate="print">
+                    <a:blip r:embed="rId11" cstate="print">
                       <a:extLst>
                         <a:ext uri="{28A0092B-C50C-407E-A947-70E740481C1C}">
                           <a14:useLocalDpi xmlns:a14="http://schemas.microsoft.com/office/drawing/2010/main" val="0"/>
@@ -676,11 +722,163 @@
       <w:pPr>
         <w:rPr>
           <w:rFonts w:cstheme="minorHAnsi"/>
+        </w:rPr>
+      </w:pPr>
+      <w:r>
+        <w:rPr>
+          <w:rFonts w:cstheme="minorHAnsi"/>
+        </w:rPr>
+        <w:t>Page d’accueil pour voir tous les articles</w:t>
+      </w:r>
+    </w:p>
+    <w:p>
+      <w:pPr>
+        <w:rPr>
+          <w:rFonts w:cstheme="minorHAnsi"/>
           <w:sz w:val="32"/>
           <w:szCs w:val="32"/>
           <w:u w:val="single"/>
         </w:rPr>
       </w:pPr>
+      <w:r>
+        <w:rPr>
+          <w:noProof/>
+        </w:rPr>
+        <w:lastRenderedPageBreak/>
+        <w:drawing>
+          <wp:inline distT="0" distB="0" distL="0" distR="0">
+            <wp:extent cx="5760720" cy="3310890"/>
+            <wp:effectExtent l="0" t="0" r="0" b="3810"/>
+            <wp:docPr id="53369187" name="Picture 3"/>
+            <wp:cNvGraphicFramePr>
+              <a:graphicFrameLocks xmlns:a="http://schemas.openxmlformats.org/drawingml/2006/main" noChangeAspect="1"/>
+            </wp:cNvGraphicFramePr>
+            <a:graphic xmlns:a="http://schemas.openxmlformats.org/drawingml/2006/main">
+              <a:graphicData uri="http://schemas.openxmlformats.org/drawingml/2006/picture">
+                <pic:pic xmlns:pic="http://schemas.openxmlformats.org/drawingml/2006/picture">
+                  <pic:nvPicPr>
+                    <pic:cNvPr id="0" name="Picture 5"/>
+                    <pic:cNvPicPr>
+                      <a:picLocks noChangeAspect="1" noChangeArrowheads="1"/>
+                    </pic:cNvPicPr>
+                  </pic:nvPicPr>
+                  <pic:blipFill>
+                    <a:blip r:embed="rId12" cstate="print">
+                      <a:extLst>
+                        <a:ext uri="{28A0092B-C50C-407E-A947-70E740481C1C}">
+                          <a14:useLocalDpi xmlns:a14="http://schemas.microsoft.com/office/drawing/2010/main" val="0"/>
+                        </a:ext>
+                      </a:extLst>
+                    </a:blip>
+                    <a:srcRect/>
+                    <a:stretch>
+                      <a:fillRect/>
+                    </a:stretch>
+                  </pic:blipFill>
+                  <pic:spPr bwMode="auto">
+                    <a:xfrm>
+                      <a:off x="0" y="0"/>
+                      <a:ext cx="5760720" cy="3310890"/>
+                    </a:xfrm>
+                    <a:prstGeom prst="rect">
+                      <a:avLst/>
+                    </a:prstGeom>
+                    <a:noFill/>
+                    <a:ln>
+                      <a:noFill/>
+                    </a:ln>
+                  </pic:spPr>
+                </pic:pic>
+              </a:graphicData>
+            </a:graphic>
+          </wp:inline>
+        </w:drawing>
+      </w:r>
+    </w:p>
+    <w:p>
+      <w:pPr>
+        <w:rPr>
+          <w:rFonts w:cstheme="minorHAnsi"/>
+        </w:rPr>
+      </w:pPr>
+      <w:r>
+        <w:rPr>
+          <w:rFonts w:cstheme="minorHAnsi"/>
+        </w:rPr>
+        <w:t>Page de d</w:t>
+      </w:r>
+      <w:r>
+        <w:rPr>
+          <w:rFonts w:cstheme="minorHAnsi"/>
+        </w:rPr>
+        <w:t>é</w:t>
+      </w:r>
+      <w:r>
+        <w:rPr>
+          <w:rFonts w:cstheme="minorHAnsi"/>
+        </w:rPr>
+        <w:t>tail d’un article spécifique</w:t>
+      </w:r>
+    </w:p>
+    <w:p>
+      <w:pPr>
+        <w:rPr>
+          <w:rFonts w:cstheme="minorHAnsi"/>
+        </w:rPr>
+      </w:pPr>
+      <w:r>
+        <w:rPr>
+          <w:noProof/>
+        </w:rPr>
+        <w:drawing>
+          <wp:inline distT="0" distB="0" distL="0" distR="0">
+            <wp:extent cx="5760720" cy="3306445"/>
+            <wp:effectExtent l="0" t="0" r="0" b="8255"/>
+            <wp:docPr id="1720456602" name="Picture 4"/>
+            <wp:cNvGraphicFramePr>
+              <a:graphicFrameLocks xmlns:a="http://schemas.openxmlformats.org/drawingml/2006/main" noChangeAspect="1"/>
+            </wp:cNvGraphicFramePr>
+            <a:graphic xmlns:a="http://schemas.openxmlformats.org/drawingml/2006/main">
+              <a:graphicData uri="http://schemas.openxmlformats.org/drawingml/2006/picture">
+                <pic:pic xmlns:pic="http://schemas.openxmlformats.org/drawingml/2006/picture">
+                  <pic:nvPicPr>
+                    <pic:cNvPr id="0" name="Picture 7"/>
+                    <pic:cNvPicPr>
+                      <a:picLocks noChangeAspect="1" noChangeArrowheads="1"/>
+                    </pic:cNvPicPr>
+                  </pic:nvPicPr>
+                  <pic:blipFill>
+                    <a:blip r:embed="rId13" cstate="print">
+                      <a:extLst>
+                        <a:ext uri="{28A0092B-C50C-407E-A947-70E740481C1C}">
+                          <a14:useLocalDpi xmlns:a14="http://schemas.microsoft.com/office/drawing/2010/main" val="0"/>
+                        </a:ext>
+                      </a:extLst>
+                    </a:blip>
+                    <a:srcRect/>
+                    <a:stretch>
+                      <a:fillRect/>
+                    </a:stretch>
+                  </pic:blipFill>
+                  <pic:spPr bwMode="auto">
+                    <a:xfrm>
+                      <a:off x="0" y="0"/>
+                      <a:ext cx="5760720" cy="3306445"/>
+                    </a:xfrm>
+                    <a:prstGeom prst="rect">
+                      <a:avLst/>
+                    </a:prstGeom>
+                    <a:noFill/>
+                    <a:ln>
+                      <a:noFill/>
+                    </a:ln>
+                  </pic:spPr>
+                </pic:pic>
+              </a:graphicData>
+            </a:graphic>
+          </wp:inline>
+        </w:drawing>
+      </w:r>
     </w:p>
     <w:p>
       <w:pPr>
